--- a/templates/pretenzii/44_аук_4част_пост_претензия.docx
+++ b/templates/pretenzii/44_аук_4част_пост_претензия.docx
@@ -681,7 +681,7 @@
           <w:sz w:val="24"/>
           <w:szCs w:val="24"/>
         </w:rPr>
-        <w:t xml:space="preserve"> руб. (акт сдачи-приемки Товара на ответственное хранение </w:t>
+        <w:t xml:space="preserve"> руб. ({#номер_дата_акта_отв_хранения}акт сдачи-приемки Товара на ответственное хранение </w:t>
       </w:r>
       <w:r>
         <w:rPr>
@@ -741,7 +741,7 @@
           <w:sz w:val="24"/>
           <w:szCs w:val="24"/>
         </w:rPr>
-        <w:t xml:space="preserve">, документ о приемке </w:t>
+        <w:t xml:space="preserve">, {/номер_дата_акта_отв_хранения}документ о приемке </w:t>
       </w:r>
       <w:r>
         <w:rPr>

--- a/templates/pretenzii/44_аук_4част_пост_претензия.docx
+++ b/templates/pretenzii/44_аук_4част_пост_претензия.docx
@@ -96,25 +96,7 @@
           <w:sz w:val="24"/>
           <w:szCs w:val="24"/>
         </w:rPr>
-        <w:t>{</w:t>
-      </w:r>
-      <w:proofErr w:type="spellStart"/>
-      <w:r>
-        <w:rPr>
-          <w:b/>
-          <w:sz w:val="24"/>
-          <w:szCs w:val="24"/>
-        </w:rPr>
-        <w:t>должность_адресата_дат</w:t>
-      </w:r>
-      <w:proofErr w:type="spellEnd"/>
-      <w:r>
-        <w:rPr>
-          <w:b/>
-          <w:sz w:val="24"/>
-          <w:szCs w:val="24"/>
-        </w:rPr>
-        <w:t>}</w:t>
+        <w:t>{должность_адресата_дат}</w:t>
       </w:r>
     </w:p>
     <w:p>
@@ -132,25 +114,7 @@
           <w:sz w:val="24"/>
           <w:szCs w:val="24"/>
         </w:rPr>
-        <w:t>{</w:t>
-      </w:r>
-      <w:proofErr w:type="spellStart"/>
-      <w:r>
-        <w:rPr>
-          <w:b/>
-          <w:sz w:val="24"/>
-          <w:szCs w:val="24"/>
-        </w:rPr>
-        <w:t>наименование_контрагента</w:t>
-      </w:r>
-      <w:proofErr w:type="spellEnd"/>
-      <w:r>
-        <w:rPr>
-          <w:b/>
-          <w:sz w:val="24"/>
-          <w:szCs w:val="24"/>
-        </w:rPr>
-        <w:t>}</w:t>
+        <w:t>{наименование_контрагента}</w:t>
       </w:r>
     </w:p>
     <w:p>
@@ -168,25 +132,7 @@
           <w:sz w:val="24"/>
           <w:szCs w:val="24"/>
         </w:rPr>
-        <w:t>{</w:t>
-      </w:r>
-      <w:proofErr w:type="spellStart"/>
-      <w:r>
-        <w:rPr>
-          <w:b/>
-          <w:sz w:val="24"/>
-          <w:szCs w:val="24"/>
-        </w:rPr>
-        <w:t>фио_адресата_дат</w:t>
-      </w:r>
-      <w:proofErr w:type="spellEnd"/>
-      <w:r>
-        <w:rPr>
-          <w:b/>
-          <w:sz w:val="24"/>
-          <w:szCs w:val="24"/>
-        </w:rPr>
-        <w:t>}</w:t>
+        <w:t>{фио_адресата_дат}</w:t>
       </w:r>
     </w:p>
     <w:p>
@@ -211,23 +157,7 @@
           <w:sz w:val="24"/>
           <w:szCs w:val="24"/>
         </w:rPr>
-        <w:t>Адрес юридического лица: {</w:t>
-      </w:r>
-      <w:proofErr w:type="spellStart"/>
-      <w:r>
-        <w:rPr>
-          <w:sz w:val="24"/>
-          <w:szCs w:val="24"/>
-        </w:rPr>
-        <w:t>адрес_юр_лица</w:t>
-      </w:r>
-      <w:proofErr w:type="spellEnd"/>
-      <w:r>
-        <w:rPr>
-          <w:sz w:val="24"/>
-          <w:szCs w:val="24"/>
-        </w:rPr>
-        <w:t>}</w:t>
+        <w:t>Адрес юридического лица: {адрес_юр_лица}</w:t>
       </w:r>
     </w:p>
     <w:p>
@@ -243,55 +173,7 @@
           <w:sz w:val="24"/>
           <w:szCs w:val="24"/>
         </w:rPr>
-        <w:t>{#почтовый_</w:t>
-      </w:r>
-      <w:proofErr w:type="gramStart"/>
-      <w:r>
-        <w:rPr>
-          <w:sz w:val="24"/>
-          <w:szCs w:val="24"/>
-        </w:rPr>
-        <w:t>адрес}Почтовый</w:t>
-      </w:r>
-      <w:proofErr w:type="gramEnd"/>
-      <w:r>
-        <w:rPr>
-          <w:sz w:val="24"/>
-          <w:szCs w:val="24"/>
-        </w:rPr>
-        <w:t xml:space="preserve"> адрес: {</w:t>
-      </w:r>
-      <w:proofErr w:type="spellStart"/>
-      <w:r>
-        <w:rPr>
-          <w:sz w:val="24"/>
-          <w:szCs w:val="24"/>
-        </w:rPr>
-        <w:t>почтовый_адрес</w:t>
-      </w:r>
-      <w:proofErr w:type="spellEnd"/>
-      <w:r>
-        <w:rPr>
-          <w:sz w:val="24"/>
-          <w:szCs w:val="24"/>
-        </w:rPr>
-        <w:t>}{/</w:t>
-      </w:r>
-      <w:proofErr w:type="spellStart"/>
-      <w:r>
-        <w:rPr>
-          <w:sz w:val="24"/>
-          <w:szCs w:val="24"/>
-        </w:rPr>
-        <w:t>почтовый_адрес</w:t>
-      </w:r>
-      <w:proofErr w:type="spellEnd"/>
-      <w:r>
-        <w:rPr>
-          <w:sz w:val="24"/>
-          <w:szCs w:val="24"/>
-        </w:rPr>
-        <w:t>}</w:t>
+        <w:t>{#почтовый_адрес}Почтовый адрес: {почтовый_адрес}{/почтовый_адрес}</w:t>
       </w:r>
     </w:p>
     <w:p>
@@ -307,39 +189,7 @@
           <w:sz w:val="24"/>
           <w:szCs w:val="24"/>
         </w:rPr>
-        <w:t>ОГРН {</w:t>
-      </w:r>
-      <w:proofErr w:type="spellStart"/>
-      <w:r>
-        <w:rPr>
-          <w:sz w:val="24"/>
-          <w:szCs w:val="24"/>
-        </w:rPr>
-        <w:t>огрн</w:t>
-      </w:r>
-      <w:proofErr w:type="spellEnd"/>
-      <w:r>
-        <w:rPr>
-          <w:sz w:val="24"/>
-          <w:szCs w:val="24"/>
-        </w:rPr>
-        <w:t>}, ИНН {</w:t>
-      </w:r>
-      <w:proofErr w:type="spellStart"/>
-      <w:r>
-        <w:rPr>
-          <w:sz w:val="24"/>
-          <w:szCs w:val="24"/>
-        </w:rPr>
-        <w:t>инн</w:t>
-      </w:r>
-      <w:proofErr w:type="spellEnd"/>
-      <w:r>
-        <w:rPr>
-          <w:sz w:val="24"/>
-          <w:szCs w:val="24"/>
-        </w:rPr>
-        <w:t>}</w:t>
+        <w:t>ИНН {инн}</w:t>
       </w:r>
     </w:p>
     <w:p>
@@ -362,23 +212,7 @@
           <w:sz w:val="24"/>
           <w:szCs w:val="24"/>
         </w:rPr>
-        <w:t>{</w:t>
-      </w:r>
-      <w:proofErr w:type="spellStart"/>
-      <w:r>
-        <w:rPr>
-          <w:sz w:val="24"/>
-          <w:szCs w:val="24"/>
-        </w:rPr>
-        <w:t>email_контрагента</w:t>
-      </w:r>
-      <w:proofErr w:type="spellEnd"/>
-      <w:r>
-        <w:rPr>
-          <w:sz w:val="24"/>
-          <w:szCs w:val="24"/>
-        </w:rPr>
-        <w:t>}</w:t>
+        <w:t>{email_контрагента}</w:t>
       </w:r>
     </w:p>
     <w:p>
@@ -401,23 +235,7 @@
           <w:sz w:val="24"/>
           <w:szCs w:val="24"/>
         </w:rPr>
-        <w:t>{</w:t>
-      </w:r>
-      <w:proofErr w:type="spellStart"/>
-      <w:r>
-        <w:rPr>
-          <w:sz w:val="24"/>
-          <w:szCs w:val="24"/>
-        </w:rPr>
-        <w:t>телефон_контрагента</w:t>
-      </w:r>
-      <w:proofErr w:type="spellEnd"/>
-      <w:r>
-        <w:rPr>
-          <w:sz w:val="24"/>
-          <w:szCs w:val="24"/>
-        </w:rPr>
-        <w:t>}</w:t>
+        <w:t>{телефон_контрагента}</w:t>
       </w:r>
     </w:p>
     <w:p>
@@ -492,23 +310,7 @@
           <w:sz w:val="24"/>
           <w:szCs w:val="24"/>
         </w:rPr>
-        <w:t>{</w:t>
-      </w:r>
-      <w:proofErr w:type="spellStart"/>
-      <w:r>
-        <w:rPr>
-          <w:sz w:val="24"/>
-          <w:szCs w:val="24"/>
-        </w:rPr>
-        <w:t>дата_поставки</w:t>
-      </w:r>
-      <w:proofErr w:type="spellEnd"/>
-      <w:r>
-        <w:rPr>
-          <w:sz w:val="24"/>
-          <w:szCs w:val="24"/>
-        </w:rPr>
-        <w:t>}</w:t>
+        <w:t>{дата_поставки}</w:t>
       </w:r>
       <w:r>
         <w:rPr>
@@ -522,23 +324,7 @@
           <w:sz w:val="24"/>
           <w:szCs w:val="24"/>
         </w:rPr>
-        <w:t>{</w:t>
-      </w:r>
-      <w:proofErr w:type="spellStart"/>
-      <w:r>
-        <w:rPr>
-          <w:sz w:val="24"/>
-          <w:szCs w:val="24"/>
-        </w:rPr>
-        <w:t>наименование_контрагента</w:t>
-      </w:r>
-      <w:proofErr w:type="spellEnd"/>
-      <w:r>
-        <w:rPr>
-          <w:sz w:val="24"/>
-          <w:szCs w:val="24"/>
-        </w:rPr>
-        <w:t>}</w:t>
+        <w:t>{наименование_контрагента}</w:t>
       </w:r>
       <w:r>
         <w:rPr>
@@ -552,39 +338,7 @@
           <w:sz w:val="24"/>
           <w:szCs w:val="24"/>
         </w:rPr>
-        <w:t>№ {</w:t>
-      </w:r>
-      <w:proofErr w:type="spellStart"/>
-      <w:r>
-        <w:rPr>
-          <w:sz w:val="24"/>
-          <w:szCs w:val="24"/>
-        </w:rPr>
-        <w:t>номер_договора</w:t>
-      </w:r>
-      <w:proofErr w:type="spellEnd"/>
-      <w:r>
-        <w:rPr>
-          <w:sz w:val="24"/>
-          <w:szCs w:val="24"/>
-        </w:rPr>
-        <w:t>} от {</w:t>
-      </w:r>
-      <w:proofErr w:type="spellStart"/>
-      <w:r>
-        <w:rPr>
-          <w:sz w:val="24"/>
-          <w:szCs w:val="24"/>
-        </w:rPr>
-        <w:t>дата_договора</w:t>
-      </w:r>
-      <w:proofErr w:type="spellEnd"/>
-      <w:r>
-        <w:rPr>
-          <w:sz w:val="24"/>
-          <w:szCs w:val="24"/>
-        </w:rPr>
-        <w:t>}</w:t>
+        <w:t>№ {номер_договора} от {дата_договора}</w:t>
       </w:r>
       <w:r>
         <w:rPr>
@@ -598,23 +352,7 @@
           <w:sz w:val="24"/>
           <w:szCs w:val="24"/>
         </w:rPr>
-        <w:t>{</w:t>
-      </w:r>
-      <w:proofErr w:type="spellStart"/>
-      <w:r>
-        <w:rPr>
-          <w:sz w:val="24"/>
-          <w:szCs w:val="24"/>
-        </w:rPr>
-        <w:t>количество_поставки</w:t>
-      </w:r>
-      <w:proofErr w:type="spellEnd"/>
-      <w:r>
-        <w:rPr>
-          <w:sz w:val="24"/>
-          <w:szCs w:val="24"/>
-        </w:rPr>
-        <w:t>}</w:t>
+        <w:t>{количество_поставки}</w:t>
       </w:r>
       <w:r>
         <w:rPr>
@@ -628,23 +366,7 @@
           <w:sz w:val="24"/>
           <w:szCs w:val="24"/>
         </w:rPr>
-        <w:t>{</w:t>
-      </w:r>
-      <w:proofErr w:type="spellStart"/>
-      <w:r>
-        <w:rPr>
-          <w:sz w:val="24"/>
-          <w:szCs w:val="24"/>
-        </w:rPr>
-        <w:t>единица_измерения</w:t>
-      </w:r>
-      <w:proofErr w:type="spellEnd"/>
-      <w:r>
-        <w:rPr>
-          <w:sz w:val="24"/>
-          <w:szCs w:val="24"/>
-        </w:rPr>
-        <w:t>}</w:t>
+        <w:t>{единица_измерения}</w:t>
       </w:r>
       <w:r>
         <w:rPr>
@@ -658,23 +380,7 @@
           <w:sz w:val="24"/>
           <w:szCs w:val="24"/>
         </w:rPr>
-        <w:t>{</w:t>
-      </w:r>
-      <w:proofErr w:type="spellStart"/>
-      <w:r>
-        <w:rPr>
-          <w:sz w:val="24"/>
-          <w:szCs w:val="24"/>
-        </w:rPr>
-        <w:t>база_формат</w:t>
-      </w:r>
-      <w:proofErr w:type="spellEnd"/>
-      <w:r>
-        <w:rPr>
-          <w:sz w:val="24"/>
-          <w:szCs w:val="24"/>
-        </w:rPr>
-        <w:t>}</w:t>
+        <w:t>{база_формат}</w:t>
       </w:r>
       <w:r>
         <w:rPr>
@@ -688,23 +394,7 @@
           <w:sz w:val="24"/>
           <w:szCs w:val="24"/>
         </w:rPr>
-        <w:t>{</w:t>
-      </w:r>
-      <w:proofErr w:type="spellStart"/>
-      <w:r>
-        <w:rPr>
-          <w:sz w:val="24"/>
-          <w:szCs w:val="24"/>
-        </w:rPr>
-        <w:t>номер_дата_акта_отв_хранения</w:t>
-      </w:r>
-      <w:proofErr w:type="spellEnd"/>
-      <w:r>
-        <w:rPr>
-          <w:sz w:val="24"/>
-          <w:szCs w:val="24"/>
-        </w:rPr>
-        <w:t>}</w:t>
+        <w:t>{номер_дата_акта_отв_хранения}</w:t>
       </w:r>
       <w:r>
         <w:rPr>
@@ -718,23 +408,7 @@
           <w:sz w:val="24"/>
           <w:szCs w:val="24"/>
         </w:rPr>
-        <w:t>{</w:t>
-      </w:r>
-      <w:proofErr w:type="spellStart"/>
-      <w:r>
-        <w:rPr>
-          <w:sz w:val="24"/>
-          <w:szCs w:val="24"/>
-        </w:rPr>
-        <w:t>дата_акта_отв_хранения</w:t>
-      </w:r>
-      <w:proofErr w:type="spellEnd"/>
-      <w:r>
-        <w:rPr>
-          <w:sz w:val="24"/>
-          <w:szCs w:val="24"/>
-        </w:rPr>
-        <w:t>}</w:t>
+        <w:t>{дата_акта_отв_хранения}</w:t>
       </w:r>
       <w:r>
         <w:rPr>
@@ -748,23 +422,7 @@
           <w:sz w:val="24"/>
           <w:szCs w:val="24"/>
         </w:rPr>
-        <w:t>{</w:t>
-      </w:r>
-      <w:proofErr w:type="spellStart"/>
-      <w:r>
-        <w:rPr>
-          <w:sz w:val="24"/>
-          <w:szCs w:val="24"/>
-        </w:rPr>
-        <w:t>номер_дата_документа_приемки</w:t>
-      </w:r>
-      <w:proofErr w:type="spellEnd"/>
-      <w:r>
-        <w:rPr>
-          <w:sz w:val="24"/>
-          <w:szCs w:val="24"/>
-        </w:rPr>
-        <w:t>}</w:t>
+        <w:t>{номер_дата_документа_приемки}</w:t>
       </w:r>
       <w:r>
         <w:rPr>
@@ -778,23 +436,7 @@
           <w:sz w:val="24"/>
           <w:szCs w:val="24"/>
         </w:rPr>
-        <w:t>{</w:t>
-      </w:r>
-      <w:proofErr w:type="spellStart"/>
-      <w:r>
-        <w:rPr>
-          <w:sz w:val="24"/>
-          <w:szCs w:val="24"/>
-        </w:rPr>
-        <w:t>дата_документа_приемки</w:t>
-      </w:r>
-      <w:proofErr w:type="spellEnd"/>
-      <w:r>
-        <w:rPr>
-          <w:sz w:val="24"/>
-          <w:szCs w:val="24"/>
-        </w:rPr>
-        <w:t>}</w:t>
+        <w:t>{дата_документа_приемки}</w:t>
       </w:r>
       <w:r>
         <w:rPr>
@@ -830,23 +472,7 @@
           <w:sz w:val="24"/>
           <w:szCs w:val="24"/>
         </w:rPr>
-        <w:t>{</w:t>
-      </w:r>
-      <w:proofErr w:type="spellStart"/>
-      <w:r>
-        <w:rPr>
-          <w:sz w:val="24"/>
-          <w:szCs w:val="24"/>
-        </w:rPr>
-        <w:t>срок_поставки_истек</w:t>
-      </w:r>
-      <w:proofErr w:type="spellEnd"/>
-      <w:r>
-        <w:rPr>
-          <w:sz w:val="24"/>
-          <w:szCs w:val="24"/>
-        </w:rPr>
-        <w:t>}</w:t>
+        <w:t>{срок_поставки_истек}</w:t>
       </w:r>
       <w:r>
         <w:rPr>
@@ -860,23 +486,7 @@
           <w:sz w:val="24"/>
           <w:szCs w:val="24"/>
         </w:rPr>
-        <w:t>{</w:t>
-      </w:r>
-      <w:proofErr w:type="spellStart"/>
-      <w:r>
-        <w:rPr>
-          <w:sz w:val="24"/>
-          <w:szCs w:val="24"/>
-        </w:rPr>
-        <w:t>пункт_контракта_срок</w:t>
-      </w:r>
-      <w:proofErr w:type="spellEnd"/>
-      <w:r>
-        <w:rPr>
-          <w:sz w:val="24"/>
-          <w:szCs w:val="24"/>
-        </w:rPr>
-        <w:t>}</w:t>
+        <w:t>{пункт_контракта_срок}</w:t>
       </w:r>
       <w:r>
         <w:rPr>
@@ -969,23 +579,7 @@
           <w:sz w:val="24"/>
           <w:szCs w:val="24"/>
         </w:rPr>
-        <w:t>{</w:t>
-      </w:r>
-      <w:proofErr w:type="spellStart"/>
-      <w:r>
-        <w:rPr>
-          <w:sz w:val="24"/>
-          <w:szCs w:val="24"/>
-        </w:rPr>
-        <w:t>единица_измерения</w:t>
-      </w:r>
-      <w:proofErr w:type="spellEnd"/>
-      <w:r>
-        <w:rPr>
-          <w:sz w:val="24"/>
-          <w:szCs w:val="24"/>
-        </w:rPr>
-        <w:t>}</w:t>
+        <w:t>{единица_измерения}</w:t>
       </w:r>
       <w:r>
         <w:rPr>
@@ -1063,23 +657,7 @@
           <w:sz w:val="24"/>
           <w:szCs w:val="24"/>
         </w:rPr>
-        <w:t>{</w:t>
-      </w:r>
-      <w:proofErr w:type="spellStart"/>
-      <w:r>
-        <w:rPr>
-          <w:sz w:val="24"/>
-          <w:szCs w:val="24"/>
-        </w:rPr>
-        <w:t>единица_измерения</w:t>
-      </w:r>
-      <w:proofErr w:type="spellEnd"/>
-      <w:r>
-        <w:rPr>
-          <w:sz w:val="24"/>
-          <w:szCs w:val="24"/>
-        </w:rPr>
-        <w:t>}</w:t>
+        <w:t>{единица_измерения}</w:t>
       </w:r>
       <w:r>
         <w:rPr>
@@ -1129,65 +707,7 @@
           <w:sz w:val="24"/>
           <w:szCs w:val="24"/>
         </w:rPr>
-        <w:t>- {поставка</w:t>
-      </w:r>
-      <w:r>
-        <w:rPr>
-          <w:sz w:val="24"/>
-          <w:szCs w:val="24"/>
-        </w:rPr>
-        <w:t>3</w:t>
-      </w:r>
-      <w:r>
-        <w:rPr>
-          <w:sz w:val="24"/>
-          <w:szCs w:val="24"/>
-        </w:rPr>
-        <w:t>_дата} в количестве {поставка</w:t>
-      </w:r>
-      <w:r>
-        <w:rPr>
-          <w:sz w:val="24"/>
-          <w:szCs w:val="24"/>
-        </w:rPr>
-        <w:t>3</w:t>
-      </w:r>
-      <w:r>
-        <w:rPr>
-          <w:sz w:val="24"/>
-          <w:szCs w:val="24"/>
-        </w:rPr>
-        <w:t>_количество} {</w:t>
-      </w:r>
-      <w:proofErr w:type="spellStart"/>
-      <w:r>
-        <w:rPr>
-          <w:sz w:val="24"/>
-          <w:szCs w:val="24"/>
-        </w:rPr>
-        <w:t>единица_измерения</w:t>
-      </w:r>
-      <w:proofErr w:type="spellEnd"/>
-      <w:r>
-        <w:rPr>
-          <w:sz w:val="24"/>
-          <w:szCs w:val="24"/>
-        </w:rPr>
-        <w:t>} на сумму {поставка</w:t>
-      </w:r>
-      <w:r>
-        <w:rPr>
-          <w:sz w:val="24"/>
-          <w:szCs w:val="24"/>
-        </w:rPr>
-        <w:t>3</w:t>
-      </w:r>
-      <w:r>
-        <w:rPr>
-          <w:sz w:val="24"/>
-          <w:szCs w:val="24"/>
-        </w:rPr>
-        <w:t>_формат} руб.,</w:t>
+        <w:t>- {поставка3_дата} в количестве {поставка3_количество} {единица_измерения} на сумму {поставка3_формат} руб.,</w:t>
       </w:r>
     </w:p>
     <w:p>
@@ -1209,65 +729,7 @@
           <w:sz w:val="24"/>
           <w:szCs w:val="24"/>
         </w:rPr>
-        <w:t>- {поставка</w:t>
-      </w:r>
-      <w:r>
-        <w:rPr>
-          <w:sz w:val="24"/>
-          <w:szCs w:val="24"/>
-        </w:rPr>
-        <w:t>4</w:t>
-      </w:r>
-      <w:r>
-        <w:rPr>
-          <w:sz w:val="24"/>
-          <w:szCs w:val="24"/>
-        </w:rPr>
-        <w:t>_дата} в количестве {поставка</w:t>
-      </w:r>
-      <w:r>
-        <w:rPr>
-          <w:sz w:val="24"/>
-          <w:szCs w:val="24"/>
-        </w:rPr>
-        <w:t>4</w:t>
-      </w:r>
-      <w:r>
-        <w:rPr>
-          <w:sz w:val="24"/>
-          <w:szCs w:val="24"/>
-        </w:rPr>
-        <w:t>_количество} {</w:t>
-      </w:r>
-      <w:proofErr w:type="spellStart"/>
-      <w:r>
-        <w:rPr>
-          <w:sz w:val="24"/>
-          <w:szCs w:val="24"/>
-        </w:rPr>
-        <w:t>единица_измерения</w:t>
-      </w:r>
-      <w:proofErr w:type="spellEnd"/>
-      <w:r>
-        <w:rPr>
-          <w:sz w:val="24"/>
-          <w:szCs w:val="24"/>
-        </w:rPr>
-        <w:t>} на сумму {поставка</w:t>
-      </w:r>
-      <w:r>
-        <w:rPr>
-          <w:sz w:val="24"/>
-          <w:szCs w:val="24"/>
-        </w:rPr>
-        <w:t>4_</w:t>
-      </w:r>
-      <w:r>
-        <w:rPr>
-          <w:sz w:val="24"/>
-          <w:szCs w:val="24"/>
-        </w:rPr>
-        <w:t>формат} руб.,</w:t>
+        <w:t>- {поставка4_дата} в количестве {поставка4_количество} {единица_измерения} на сумму {поставка4_формат} руб.,</w:t>
       </w:r>
     </w:p>
     <w:p>
@@ -1333,23 +795,7 @@
           <w:sz w:val="24"/>
           <w:szCs w:val="23"/>
         </w:rPr>
-        <w:t>{</w:t>
-      </w:r>
-      <w:proofErr w:type="spellStart"/>
-      <w:r>
-        <w:rPr>
-          <w:sz w:val="24"/>
-          <w:szCs w:val="23"/>
-        </w:rPr>
-        <w:t>пункт_контракта_неустойка</w:t>
-      </w:r>
-      <w:proofErr w:type="spellEnd"/>
-      <w:r>
-        <w:rPr>
-          <w:sz w:val="24"/>
-          <w:szCs w:val="23"/>
-        </w:rPr>
-        <w:t>}</w:t>
+        <w:t>{пункт_контракта_неустойка}</w:t>
       </w:r>
       <w:r>
         <w:rPr>
@@ -1425,25 +871,7 @@
                 <w:szCs w:val="23"/>
                 <w:lang w:val="en-US"/>
               </w:rPr>
-              <w:t>{</w:t>
-            </w:r>
-            <w:proofErr w:type="spellStart"/>
-            <w:r>
-              <w:rPr>
-                <w:sz w:val="23"/>
-                <w:szCs w:val="23"/>
-                <w:lang w:val="en-US"/>
-              </w:rPr>
-              <w:t>цена_формат</w:t>
-            </w:r>
-            <w:proofErr w:type="spellEnd"/>
-            <w:r>
-              <w:rPr>
-                <w:sz w:val="23"/>
-                <w:szCs w:val="23"/>
-                <w:lang w:val="en-US"/>
-              </w:rPr>
-              <w:t>}</w:t>
+              <w:t>{цена_формат}</w:t>
             </w:r>
             <w:r>
               <w:rPr>
@@ -1500,15 +928,7 @@
                 <w:sz w:val="22"/>
                 <w:szCs w:val="22"/>
               </w:rPr>
-              <w:t>{поставка1_</w:t>
-            </w:r>
-            <w:proofErr w:type="gramStart"/>
-            <w:r>
-              <w:rPr>
-                <w:sz w:val="22"/>
-                <w:szCs w:val="22"/>
-              </w:rPr>
-              <w:t>формат}</w:t>
+              <w:t>{поставка1_формат}</w:t>
             </w:r>
             <w:r>
               <w:rPr>
@@ -1517,7 +937,6 @@
               </w:rPr>
               <w:t>+</w:t>
             </w:r>
-            <w:proofErr w:type="gramEnd"/>
             <w:r>
               <w:rPr>
                 <w:sz w:val="22"/>
@@ -1530,42 +949,14 @@
                 <w:sz w:val="22"/>
                 <w:szCs w:val="22"/>
               </w:rPr>
-              <w:t>+{поставка</w:t>
+              <w:t>+{поставка3_формат}</w:t>
             </w:r>
             <w:r>
               <w:rPr>
                 <w:sz w:val="22"/>
                 <w:szCs w:val="22"/>
               </w:rPr>
-              <w:t>3</w:t>
-            </w:r>
-            <w:r>
-              <w:rPr>
-                <w:sz w:val="22"/>
-                <w:szCs w:val="22"/>
-              </w:rPr>
-              <w:t>_формат}</w:t>
-            </w:r>
-            <w:r>
-              <w:rPr>
-                <w:sz w:val="22"/>
-                <w:szCs w:val="22"/>
-              </w:rPr>
-              <w:t>+{поставка</w:t>
-            </w:r>
-            <w:r>
-              <w:rPr>
-                <w:sz w:val="22"/>
-                <w:szCs w:val="22"/>
-              </w:rPr>
-              <w:t>4</w:t>
-            </w:r>
-            <w:r>
-              <w:rPr>
-                <w:sz w:val="22"/>
-                <w:szCs w:val="22"/>
-              </w:rPr>
-              <w:t>_формат}</w:t>
+              <w:t>+{поставка4_формат}</w:t>
             </w:r>
             <w:r>
               <w:rPr>
@@ -1573,6 +964,20 @@
                 <w:szCs w:val="22"/>
               </w:rPr>
               <w:t>))</w:t>
+            </w:r>
+            <w:r>
+              <w:rPr>
+                <w:sz w:val="22"/>
+                <w:szCs w:val="22"/>
+              </w:rPr>
+              <w:t xml:space="preserve"> </w:t>
+            </w:r>
+            <w:r>
+              <w:rPr>
+                <w:sz w:val="23"/>
+                <w:szCs w:val="23"/>
+              </w:rPr>
+              <w:t>*</w:t>
             </w:r>
           </w:p>
         </w:tc>
@@ -1624,49 +1029,14 @@
                 <w:szCs w:val="23"/>
                 <w:lang w:val="en-US"/>
               </w:rPr>
-              <w:t>{</w:t>
-            </w:r>
-            <w:proofErr w:type="spellStart"/>
-            <w:r>
-              <w:rPr>
-                <w:sz w:val="23"/>
-                <w:szCs w:val="23"/>
-                <w:lang w:val="en-US"/>
-              </w:rPr>
-              <w:t>ставка_</w:t>
-            </w:r>
-            <w:proofErr w:type="gramStart"/>
-            <w:r>
-              <w:rPr>
-                <w:sz w:val="23"/>
-                <w:szCs w:val="23"/>
-                <w:lang w:val="en-US"/>
-              </w:rPr>
-              <w:t>формат</w:t>
-            </w:r>
-            <w:proofErr w:type="spellEnd"/>
-            <w:r>
-              <w:rPr>
-                <w:sz w:val="23"/>
-                <w:szCs w:val="23"/>
-                <w:lang w:val="en-US"/>
-              </w:rPr>
-              <w:t>}</w:t>
+              <w:t>{ставка_формат}</w:t>
             </w:r>
             <w:r>
               <w:rPr>
                 <w:sz w:val="23"/>
                 <w:szCs w:val="23"/>
               </w:rPr>
-              <w:t>%</w:t>
-            </w:r>
-            <w:proofErr w:type="gramEnd"/>
-            <w:r>
-              <w:rPr>
-                <w:sz w:val="23"/>
-                <w:szCs w:val="23"/>
-              </w:rPr>
-              <w:t xml:space="preserve">) </w:t>
+              <w:t xml:space="preserve">%) </w:t>
             </w:r>
           </w:p>
         </w:tc>
@@ -1709,25 +1079,7 @@
                 <w:szCs w:val="23"/>
                 <w:lang w:val="en-US"/>
               </w:rPr>
-              <w:t>{</w:t>
-            </w:r>
-            <w:proofErr w:type="spellStart"/>
-            <w:r>
-              <w:rPr>
-                <w:sz w:val="23"/>
-                <w:szCs w:val="23"/>
-                <w:lang w:val="en-US"/>
-              </w:rPr>
-              <w:t>дней_просрочки</w:t>
-            </w:r>
-            <w:proofErr w:type="spellEnd"/>
-            <w:r>
-              <w:rPr>
-                <w:sz w:val="23"/>
-                <w:szCs w:val="23"/>
-                <w:lang w:val="en-US"/>
-              </w:rPr>
-              <w:t>}</w:t>
+              <w:t>{дней_просрочки}</w:t>
             </w:r>
             <w:r>
               <w:rPr>
@@ -1777,25 +1129,7 @@
                 <w:szCs w:val="23"/>
                 <w:lang w:val="en-US"/>
               </w:rPr>
-              <w:t>{</w:t>
-            </w:r>
-            <w:proofErr w:type="spellStart"/>
-            <w:r>
-              <w:rPr>
-                <w:sz w:val="23"/>
-                <w:szCs w:val="23"/>
-                <w:lang w:val="en-US"/>
-              </w:rPr>
-              <w:t>сумма_пени</w:t>
-            </w:r>
-            <w:proofErr w:type="spellEnd"/>
-            <w:r>
-              <w:rPr>
-                <w:sz w:val="23"/>
-                <w:szCs w:val="23"/>
-                <w:lang w:val="en-US"/>
-              </w:rPr>
-              <w:t>}</w:t>
+              <w:t>{сумма_пени}</w:t>
             </w:r>
             <w:r>
               <w:rPr>
@@ -1844,30 +1178,58 @@
           <w:sz w:val="18"/>
           <w:szCs w:val="18"/>
         </w:rPr>
-        <w:t>{</w:t>
-      </w:r>
-      <w:proofErr w:type="spellStart"/>
+        <w:t>{цена_формат}</w:t>
+      </w:r>
       <w:r>
         <w:rPr>
           <w:sz w:val="18"/>
           <w:szCs w:val="18"/>
         </w:rPr>
-        <w:t>цена_формат</w:t>
-      </w:r>
-      <w:proofErr w:type="spellEnd"/>
-      <w:r>
+        <w:t xml:space="preserve"> руб.; </w:t>
+      </w:r>
+    </w:p>
+    <w:p>
+      <w:pPr>
+        <w:pStyle w:val="Default"/>
         <w:rPr>
           <w:sz w:val="18"/>
           <w:szCs w:val="18"/>
         </w:rPr>
-        <w:t>}</w:t>
-      </w:r>
+      </w:pPr>
       <w:r>
         <w:rPr>
           <w:sz w:val="18"/>
           <w:szCs w:val="18"/>
         </w:rPr>
-        <w:t xml:space="preserve"> руб.; </w:t>
+        <w:t xml:space="preserve">Стоимость фактич. исполненного обязательства – </w:t>
+      </w:r>
+      <w:r>
+        <w:rPr>
+          <w:sz w:val="16"/>
+          <w:szCs w:val="16"/>
+        </w:rPr>
+        <w:t>({поставка1_формат}+{поставка2_формат}+{поставка3_формат}</w:t>
+      </w:r>
+      <w:r>
+        <w:rPr>
+          <w:sz w:val="16"/>
+          <w:szCs w:val="16"/>
+        </w:rPr>
+        <w:t>+ {поставка4_формат}</w:t>
+      </w:r>
+      <w:r>
+        <w:rPr>
+          <w:sz w:val="18"/>
+          <w:szCs w:val="18"/>
+        </w:rPr>
+        <w:t>)</w:t>
+      </w:r>
+      <w:r>
+        <w:rPr>
+          <w:sz w:val="18"/>
+          <w:szCs w:val="18"/>
+        </w:rPr>
+        <w:t xml:space="preserve">руб.; </w:t>
       </w:r>
     </w:p>
     <w:p>
@@ -1883,175 +1245,44 @@
           <w:sz w:val="18"/>
           <w:szCs w:val="18"/>
         </w:rPr>
-        <w:t xml:space="preserve">Стоимость </w:t>
-      </w:r>
-      <w:proofErr w:type="spellStart"/>
+        <w:t>Размер ставки – (1/300*</w:t>
+      </w:r>
       <w:r>
         <w:rPr>
           <w:sz w:val="18"/>
           <w:szCs w:val="18"/>
         </w:rPr>
-        <w:t>фактич</w:t>
-      </w:r>
-      <w:proofErr w:type="spellEnd"/>
+        <w:t>{ставка_формат}</w:t>
+      </w:r>
       <w:r>
         <w:rPr>
           <w:sz w:val="18"/>
           <w:szCs w:val="18"/>
         </w:rPr>
-        <w:t xml:space="preserve">. исполненного обязательства – </w:t>
-      </w:r>
-      <w:r>
-        <w:rPr>
-          <w:sz w:val="16"/>
-          <w:szCs w:val="16"/>
-        </w:rPr>
-        <w:t>({поставка1_</w:t>
-      </w:r>
-      <w:proofErr w:type="gramStart"/>
-      <w:r>
-        <w:rPr>
-          <w:sz w:val="16"/>
-          <w:szCs w:val="16"/>
-        </w:rPr>
-        <w:t>формат}+</w:t>
-      </w:r>
-      <w:proofErr w:type="gramEnd"/>
-      <w:r>
-        <w:rPr>
-          <w:sz w:val="16"/>
-          <w:szCs w:val="16"/>
-        </w:rPr>
-        <w:t>{поставка2_формат}+{поставка3_формат}</w:t>
-      </w:r>
-      <w:r>
-        <w:rPr>
-          <w:sz w:val="16"/>
-          <w:szCs w:val="16"/>
-        </w:rPr>
-        <w:t xml:space="preserve">+ </w:t>
-      </w:r>
-      <w:r>
-        <w:rPr>
-          <w:sz w:val="16"/>
-          <w:szCs w:val="16"/>
-        </w:rPr>
-        <w:t>{поставка4_формат}</w:t>
-      </w:r>
-      <w:r>
+        <w:t xml:space="preserve">%); </w:t>
+      </w:r>
+    </w:p>
+    <w:p>
+      <w:pPr>
+        <w:pStyle w:val="Default"/>
         <w:rPr>
           <w:sz w:val="18"/>
           <w:szCs w:val="18"/>
         </w:rPr>
-        <w:t>)</w:t>
-      </w:r>
+      </w:pPr>
       <w:r>
         <w:rPr>
           <w:sz w:val="18"/>
           <w:szCs w:val="18"/>
         </w:rPr>
-        <w:t xml:space="preserve">руб.; </w:t>
-      </w:r>
-    </w:p>
-    <w:p>
-      <w:pPr>
-        <w:pStyle w:val="Default"/>
+        <w:t xml:space="preserve">Количество дней просрочки – </w:t>
+      </w:r>
+      <w:r>
         <w:rPr>
           <w:sz w:val="18"/>
           <w:szCs w:val="18"/>
         </w:rPr>
-      </w:pPr>
-      <w:r>
-        <w:rPr>
-          <w:sz w:val="18"/>
-          <w:szCs w:val="18"/>
-        </w:rPr>
-        <w:t>Размер ставки – (1/300*</w:t>
-      </w:r>
-      <w:r>
-        <w:rPr>
-          <w:sz w:val="18"/>
-          <w:szCs w:val="18"/>
-        </w:rPr>
-        <w:t>{</w:t>
-      </w:r>
-      <w:proofErr w:type="spellStart"/>
-      <w:r>
-        <w:rPr>
-          <w:sz w:val="18"/>
-          <w:szCs w:val="18"/>
-        </w:rPr>
-        <w:t>ставка_</w:t>
-      </w:r>
-      <w:proofErr w:type="gramStart"/>
-      <w:r>
-        <w:rPr>
-          <w:sz w:val="18"/>
-          <w:szCs w:val="18"/>
-        </w:rPr>
-        <w:t>формат</w:t>
-      </w:r>
-      <w:proofErr w:type="spellEnd"/>
-      <w:r>
-        <w:rPr>
-          <w:sz w:val="18"/>
-          <w:szCs w:val="18"/>
-        </w:rPr>
-        <w:t>}</w:t>
-      </w:r>
-      <w:r>
-        <w:rPr>
-          <w:sz w:val="18"/>
-          <w:szCs w:val="18"/>
-        </w:rPr>
-        <w:t>%</w:t>
-      </w:r>
-      <w:proofErr w:type="gramEnd"/>
-      <w:r>
-        <w:rPr>
-          <w:sz w:val="18"/>
-          <w:szCs w:val="18"/>
-        </w:rPr>
-        <w:t xml:space="preserve">); </w:t>
-      </w:r>
-    </w:p>
-    <w:p>
-      <w:pPr>
-        <w:pStyle w:val="Default"/>
-        <w:rPr>
-          <w:sz w:val="18"/>
-          <w:szCs w:val="18"/>
-        </w:rPr>
-      </w:pPr>
-      <w:r>
-        <w:rPr>
-          <w:sz w:val="18"/>
-          <w:szCs w:val="18"/>
-        </w:rPr>
-        <w:t xml:space="preserve">Количество дней просрочки – </w:t>
-      </w:r>
-      <w:r>
-        <w:rPr>
-          <w:sz w:val="18"/>
-          <w:szCs w:val="18"/>
-        </w:rPr>
-        <w:t>{</w:t>
-      </w:r>
-      <w:proofErr w:type="spellStart"/>
-      <w:r>
-        <w:rPr>
-          <w:sz w:val="18"/>
-          <w:szCs w:val="18"/>
-        </w:rPr>
-        <w:t>дней_просрочки</w:t>
-      </w:r>
-      <w:proofErr w:type="spellEnd"/>
-      <w:r>
-        <w:rPr>
-          <w:sz w:val="18"/>
-          <w:szCs w:val="18"/>
-        </w:rPr>
-        <w:t>}</w:t>
+        <w:t>{дней_просрочки}</w:t>
       </w:r>
       <w:r>
         <w:rPr>
@@ -2086,23 +1317,7 @@
           <w:sz w:val="18"/>
           <w:szCs w:val="18"/>
         </w:rPr>
-        <w:t>{</w:t>
-      </w:r>
-      <w:proofErr w:type="spellStart"/>
-      <w:r>
-        <w:rPr>
-          <w:sz w:val="18"/>
-          <w:szCs w:val="18"/>
-        </w:rPr>
-        <w:t>сумма_пени</w:t>
-      </w:r>
-      <w:proofErr w:type="spellEnd"/>
-      <w:r>
-        <w:rPr>
-          <w:sz w:val="18"/>
-          <w:szCs w:val="18"/>
-        </w:rPr>
-        <w:t>}</w:t>
+        <w:t>{сумма_пени}</w:t>
       </w:r>
       <w:r>
         <w:rPr>
@@ -2225,27 +1440,7 @@
           <w:szCs w:val="23"/>
           <w:u w:val="single"/>
         </w:rPr>
-        <w:t>{</w:t>
-      </w:r>
-      <w:proofErr w:type="spellStart"/>
-      <w:r>
-        <w:rPr>
-          <w:b/>
-          <w:sz w:val="24"/>
-          <w:szCs w:val="23"/>
-          <w:u w:val="single"/>
-        </w:rPr>
-        <w:t>сумма_пени_руб</w:t>
-      </w:r>
-      <w:proofErr w:type="spellEnd"/>
-      <w:r>
-        <w:rPr>
-          <w:b/>
-          <w:sz w:val="24"/>
-          <w:szCs w:val="23"/>
-          <w:u w:val="single"/>
-        </w:rPr>
-        <w:t>}</w:t>
+        <w:t>{сумма_пени_руб}</w:t>
       </w:r>
       <w:r>
         <w:rPr>
@@ -2265,9 +1460,8 @@
           <w:szCs w:val="23"/>
           <w:u w:val="single"/>
         </w:rPr>
-        <w:t>{</w:t>
-      </w:r>
-      <w:proofErr w:type="spellStart"/>
+        <w:t>{сумма_пени_коп}</w:t>
+      </w:r>
       <w:r>
         <w:rPr>
           <w:b/>
@@ -2276,9 +1470,8 @@
           <w:szCs w:val="23"/>
           <w:u w:val="single"/>
         </w:rPr>
-        <w:t>сумма_пени_коп</w:t>
-      </w:r>
-      <w:proofErr w:type="spellEnd"/>
+        <w:t xml:space="preserve"> коп. (</w:t>
+      </w:r>
       <w:r>
         <w:rPr>
           <w:b/>
@@ -2287,7 +1480,7 @@
           <w:szCs w:val="23"/>
           <w:u w:val="single"/>
         </w:rPr>
-        <w:t>}</w:t>
+        <w:t>{сумма_пени_прописью}</w:t>
       </w:r>
       <w:r>
         <w:rPr>
@@ -2297,7 +1490,7 @@
           <w:szCs w:val="23"/>
           <w:u w:val="single"/>
         </w:rPr>
-        <w:t xml:space="preserve"> коп. (</w:t>
+        <w:t xml:space="preserve"> </w:t>
       </w:r>
       <w:r>
         <w:rPr>
@@ -2307,9 +1500,8 @@
           <w:szCs w:val="23"/>
           <w:u w:val="single"/>
         </w:rPr>
-        <w:t>{</w:t>
-      </w:r>
-      <w:proofErr w:type="spellStart"/>
+        <w:t>{сумма_пени_коп}</w:t>
+      </w:r>
       <w:r>
         <w:rPr>
           <w:b/>
@@ -2318,70 +1510,7 @@
           <w:szCs w:val="23"/>
           <w:u w:val="single"/>
         </w:rPr>
-        <w:t>сумма_пени_прописью</w:t>
-      </w:r>
-      <w:proofErr w:type="spellEnd"/>
-      <w:r>
-        <w:rPr>
-          <w:b/>
-          <w:bCs/>
-          <w:sz w:val="23"/>
-          <w:szCs w:val="23"/>
-          <w:u w:val="single"/>
-        </w:rPr>
-        <w:t>}</w:t>
-      </w:r>
-      <w:r>
-        <w:rPr>
-          <w:b/>
-          <w:bCs/>
-          <w:sz w:val="23"/>
-          <w:szCs w:val="23"/>
-          <w:u w:val="single"/>
-        </w:rPr>
-        <w:t xml:space="preserve"> рублей </w:t>
-      </w:r>
-      <w:r>
-        <w:rPr>
-          <w:b/>
-          <w:bCs/>
-          <w:sz w:val="23"/>
-          <w:szCs w:val="23"/>
-          <w:u w:val="single"/>
-        </w:rPr>
-        <w:t>{</w:t>
-      </w:r>
-      <w:proofErr w:type="spellStart"/>
-      <w:r>
-        <w:rPr>
-          <w:b/>
-          <w:bCs/>
-          <w:sz w:val="23"/>
-          <w:szCs w:val="23"/>
-          <w:u w:val="single"/>
-        </w:rPr>
-        <w:t>сумма_пени_коп</w:t>
-      </w:r>
-      <w:proofErr w:type="spellEnd"/>
-      <w:r>
-        <w:rPr>
-          <w:b/>
-          <w:bCs/>
-          <w:sz w:val="23"/>
-          <w:szCs w:val="23"/>
-          <w:u w:val="single"/>
-        </w:rPr>
-        <w:t>}</w:t>
-      </w:r>
-      <w:r>
-        <w:rPr>
-          <w:b/>
-          <w:bCs/>
-          <w:sz w:val="23"/>
-          <w:szCs w:val="23"/>
-          <w:u w:val="single"/>
-        </w:rPr>
-        <w:t xml:space="preserve"> копеек)</w:t>
+        <w:t>)</w:t>
       </w:r>
       <w:r>
         <w:rPr>
@@ -2438,55 +1567,7 @@
           <w:sz w:val="24"/>
           <w:szCs w:val="23"/>
         </w:rPr>
-        <w:t>{^</w:t>
-      </w:r>
-      <w:proofErr w:type="spellStart"/>
-      <w:r>
-        <w:rPr>
-          <w:sz w:val="24"/>
-          <w:szCs w:val="23"/>
-        </w:rPr>
-        <w:t>обеспечение_нг</w:t>
-      </w:r>
-      <w:proofErr w:type="spellEnd"/>
-      <w:r>
-        <w:rPr>
-          <w:sz w:val="24"/>
-          <w:szCs w:val="23"/>
-        </w:rPr>
-        <w:t>}или удержать сумму не исполненных Поставщиком в установленный контрактом срок требований Заказчика об уплате неустоек из обеспечения исполнения контракта (договора){/</w:t>
-      </w:r>
-      <w:proofErr w:type="spellStart"/>
-      <w:r>
-        <w:rPr>
-          <w:sz w:val="24"/>
-          <w:szCs w:val="23"/>
-        </w:rPr>
-        <w:t>обеспечение_нг</w:t>
-      </w:r>
-      <w:proofErr w:type="spellEnd"/>
-      <w:r>
-        <w:rPr>
-          <w:sz w:val="24"/>
-          <w:szCs w:val="23"/>
-        </w:rPr>
-        <w:t>}{#обеспечение_нг}или предъявить требование об уплате денежной суммы по независимой гарантии в размере не исполненных Поставщиком в установленный контрактом срок требований Заказчика об уплате неустоек{/</w:t>
-      </w:r>
-      <w:proofErr w:type="spellStart"/>
-      <w:r>
-        <w:rPr>
-          <w:sz w:val="24"/>
-          <w:szCs w:val="23"/>
-        </w:rPr>
-        <w:t>обеспечение_нг</w:t>
-      </w:r>
-      <w:proofErr w:type="spellEnd"/>
-      <w:r>
-        <w:rPr>
-          <w:sz w:val="24"/>
-          <w:szCs w:val="23"/>
-        </w:rPr>
-        <w:t>}.</w:t>
+        <w:t>{^обеспечение_нг}или удержать сумму не исполненных Поставщиком в установленный контрактом срок требований Заказчика об уплате неустоек из обеспечения исполнения контракта (договора){/обеспечение_нг}{#обеспечение_нг}или предъявить требование об уплате денежной суммы по независимой гарантии в размере не исполненных Поставщиком в установленный контрактом срок требований Заказчика об уплате неустоек{/обеспечение_нг}.</w:t>
       </w:r>
       <w:r>
         <w:rPr>
@@ -2656,27 +1737,7 @@
           <w:szCs w:val="16"/>
           <w:lang w:val="en-US"/>
         </w:rPr>
-        <w:t>{</w:t>
-      </w:r>
-      <w:proofErr w:type="spellStart"/>
-      <w:r>
-        <w:rPr>
-          <w:i/>
-          <w:sz w:val="16"/>
-          <w:szCs w:val="16"/>
-          <w:lang w:val="en-US"/>
-        </w:rPr>
-        <w:t>фио_исполнителя</w:t>
-      </w:r>
-      <w:proofErr w:type="spellEnd"/>
-      <w:r>
-        <w:rPr>
-          <w:i/>
-          <w:sz w:val="16"/>
-          <w:szCs w:val="16"/>
-          <w:lang w:val="en-US"/>
-        </w:rPr>
-        <w:t>}</w:t>
+        <w:t>{фио_исполнителя}</w:t>
       </w:r>
       <w:r>
         <w:rPr>
@@ -2790,23 +1851,7 @@
         <w:sz w:val="18"/>
         <w:lang w:val="en-US"/>
       </w:rPr>
-      <w:t xml:space="preserve">34 </w:t>
-    </w:r>
-    <w:proofErr w:type="spellStart"/>
-    <w:r>
-      <w:rPr>
-        <w:sz w:val="18"/>
-        <w:lang w:val="en-US"/>
-      </w:rPr>
-      <w:t>Dvortsovaya</w:t>
-    </w:r>
-    <w:proofErr w:type="spellEnd"/>
-    <w:r>
-      <w:rPr>
-        <w:sz w:val="18"/>
-        <w:lang w:val="en-US"/>
-      </w:rPr>
-      <w:t xml:space="preserve"> nab., St. Petersburg 190000, Russia</w:t>
+      <w:t>34 Dvortsovaya nab., St. Petersburg 190000, Russia</w:t>
     </w:r>
   </w:p>
   <w:p>

--- a/templates/pretenzii/44_аук_4част_пост_претензия.docx
+++ b/templates/pretenzii/44_аук_4част_пост_претензия.docx
@@ -1500,7 +1500,7 @@
           <w:szCs w:val="23"/>
           <w:u w:val="single"/>
         </w:rPr>
-        <w:t>{сумма_пени_коп}</w:t>
+        <w:t>{сумма_пени_коп_прописью}</w:t>
       </w:r>
       <w:r>
         <w:rPr>

--- a/templates/pretenzii/44_аук_4част_пост_претензия.docx
+++ b/templates/pretenzii/44_аук_4част_пост_претензия.docx
@@ -96,7 +96,25 @@
           <w:sz w:val="24"/>
           <w:szCs w:val="24"/>
         </w:rPr>
-        <w:t>{должность_адресата_дат}</w:t>
+        <w:t>{</w:t>
+      </w:r>
+      <w:proofErr w:type="spellStart"/>
+      <w:r>
+        <w:rPr>
+          <w:b/>
+          <w:sz w:val="24"/>
+          <w:szCs w:val="24"/>
+        </w:rPr>
+        <w:t>должность_адресата_дат</w:t>
+      </w:r>
+      <w:proofErr w:type="spellEnd"/>
+      <w:r>
+        <w:rPr>
+          <w:b/>
+          <w:sz w:val="24"/>
+          <w:szCs w:val="24"/>
+        </w:rPr>
+        <w:t>}</w:t>
       </w:r>
     </w:p>
     <w:p>
@@ -114,7 +132,25 @@
           <w:sz w:val="24"/>
           <w:szCs w:val="24"/>
         </w:rPr>
-        <w:t>{наименование_контрагента}</w:t>
+        <w:t>{</w:t>
+      </w:r>
+      <w:proofErr w:type="spellStart"/>
+      <w:r>
+        <w:rPr>
+          <w:b/>
+          <w:sz w:val="24"/>
+          <w:szCs w:val="24"/>
+        </w:rPr>
+        <w:t>наименование_контрагента</w:t>
+      </w:r>
+      <w:proofErr w:type="spellEnd"/>
+      <w:r>
+        <w:rPr>
+          <w:b/>
+          <w:sz w:val="24"/>
+          <w:szCs w:val="24"/>
+        </w:rPr>
+        <w:t>}</w:t>
       </w:r>
     </w:p>
     <w:p>
@@ -132,7 +168,25 @@
           <w:sz w:val="24"/>
           <w:szCs w:val="24"/>
         </w:rPr>
-        <w:t>{фио_адресата_дат}</w:t>
+        <w:t>{</w:t>
+      </w:r>
+      <w:proofErr w:type="spellStart"/>
+      <w:r>
+        <w:rPr>
+          <w:b/>
+          <w:sz w:val="24"/>
+          <w:szCs w:val="24"/>
+        </w:rPr>
+        <w:t>фио_адресата_дат</w:t>
+      </w:r>
+      <w:proofErr w:type="spellEnd"/>
+      <w:r>
+        <w:rPr>
+          <w:b/>
+          <w:sz w:val="24"/>
+          <w:szCs w:val="24"/>
+        </w:rPr>
+        <w:t>}</w:t>
       </w:r>
     </w:p>
     <w:p>
@@ -157,7 +211,23 @@
           <w:sz w:val="24"/>
           <w:szCs w:val="24"/>
         </w:rPr>
-        <w:t>Адрес юридического лица: {адрес_юр_лица}</w:t>
+        <w:t>Адрес юридического лица: {</w:t>
+      </w:r>
+      <w:proofErr w:type="spellStart"/>
+      <w:r>
+        <w:rPr>
+          <w:sz w:val="24"/>
+          <w:szCs w:val="24"/>
+        </w:rPr>
+        <w:t>адрес_юр_лица</w:t>
+      </w:r>
+      <w:proofErr w:type="spellEnd"/>
+      <w:r>
+        <w:rPr>
+          <w:sz w:val="24"/>
+          <w:szCs w:val="24"/>
+        </w:rPr>
+        <w:t>}</w:t>
       </w:r>
     </w:p>
     <w:p>
@@ -173,7 +243,55 @@
           <w:sz w:val="24"/>
           <w:szCs w:val="24"/>
         </w:rPr>
-        <w:t>{#почтовый_адрес}Почтовый адрес: {почтовый_адрес}{/почтовый_адрес}</w:t>
+        <w:t>{#почтовый_</w:t>
+      </w:r>
+      <w:proofErr w:type="gramStart"/>
+      <w:r>
+        <w:rPr>
+          <w:sz w:val="24"/>
+          <w:szCs w:val="24"/>
+        </w:rPr>
+        <w:t>адрес}Почтовый</w:t>
+      </w:r>
+      <w:proofErr w:type="gramEnd"/>
+      <w:r>
+        <w:rPr>
+          <w:sz w:val="24"/>
+          <w:szCs w:val="24"/>
+        </w:rPr>
+        <w:t xml:space="preserve"> адрес: {</w:t>
+      </w:r>
+      <w:proofErr w:type="spellStart"/>
+      <w:r>
+        <w:rPr>
+          <w:sz w:val="24"/>
+          <w:szCs w:val="24"/>
+        </w:rPr>
+        <w:t>почтовый_адрес</w:t>
+      </w:r>
+      <w:proofErr w:type="spellEnd"/>
+      <w:r>
+        <w:rPr>
+          <w:sz w:val="24"/>
+          <w:szCs w:val="24"/>
+        </w:rPr>
+        <w:t>}{/</w:t>
+      </w:r>
+      <w:proofErr w:type="spellStart"/>
+      <w:r>
+        <w:rPr>
+          <w:sz w:val="24"/>
+          <w:szCs w:val="24"/>
+        </w:rPr>
+        <w:t>почтовый_адрес</w:t>
+      </w:r>
+      <w:proofErr w:type="spellEnd"/>
+      <w:r>
+        <w:rPr>
+          <w:sz w:val="24"/>
+          <w:szCs w:val="24"/>
+        </w:rPr>
+        <w:t>}</w:t>
       </w:r>
     </w:p>
     <w:p>
@@ -189,7 +307,39 @@
           <w:sz w:val="24"/>
           <w:szCs w:val="24"/>
         </w:rPr>
-        <w:t>ИНН {инн}</w:t>
+        <w:t>ОГРН {</w:t>
+      </w:r>
+      <w:proofErr w:type="spellStart"/>
+      <w:r>
+        <w:rPr>
+          <w:sz w:val="24"/>
+          <w:szCs w:val="24"/>
+        </w:rPr>
+        <w:t>огрн</w:t>
+      </w:r>
+      <w:proofErr w:type="spellEnd"/>
+      <w:r>
+        <w:rPr>
+          <w:sz w:val="24"/>
+          <w:szCs w:val="24"/>
+        </w:rPr>
+        <w:t>}, ИНН {</w:t>
+      </w:r>
+      <w:proofErr w:type="spellStart"/>
+      <w:r>
+        <w:rPr>
+          <w:sz w:val="24"/>
+          <w:szCs w:val="24"/>
+        </w:rPr>
+        <w:t>инн</w:t>
+      </w:r>
+      <w:proofErr w:type="spellEnd"/>
+      <w:r>
+        <w:rPr>
+          <w:sz w:val="24"/>
+          <w:szCs w:val="24"/>
+        </w:rPr>
+        <w:t>}</w:t>
       </w:r>
     </w:p>
     <w:p>
@@ -212,7 +362,23 @@
           <w:sz w:val="24"/>
           <w:szCs w:val="24"/>
         </w:rPr>
-        <w:t>{email_контрагента}</w:t>
+        <w:t>{</w:t>
+      </w:r>
+      <w:proofErr w:type="spellStart"/>
+      <w:r>
+        <w:rPr>
+          <w:sz w:val="24"/>
+          <w:szCs w:val="24"/>
+        </w:rPr>
+        <w:t>email_контрагента</w:t>
+      </w:r>
+      <w:proofErr w:type="spellEnd"/>
+      <w:r>
+        <w:rPr>
+          <w:sz w:val="24"/>
+          <w:szCs w:val="24"/>
+        </w:rPr>
+        <w:t>}</w:t>
       </w:r>
     </w:p>
     <w:p>
@@ -235,7 +401,23 @@
           <w:sz w:val="24"/>
           <w:szCs w:val="24"/>
         </w:rPr>
-        <w:t>{телефон_контрагента}</w:t>
+        <w:t>{</w:t>
+      </w:r>
+      <w:proofErr w:type="spellStart"/>
+      <w:r>
+        <w:rPr>
+          <w:sz w:val="24"/>
+          <w:szCs w:val="24"/>
+        </w:rPr>
+        <w:t>телефон_контрагента</w:t>
+      </w:r>
+      <w:proofErr w:type="spellEnd"/>
+      <w:r>
+        <w:rPr>
+          <w:sz w:val="24"/>
+          <w:szCs w:val="24"/>
+        </w:rPr>
+        <w:t>}</w:t>
       </w:r>
     </w:p>
     <w:p>
@@ -310,7 +492,23 @@
           <w:sz w:val="24"/>
           <w:szCs w:val="24"/>
         </w:rPr>
-        <w:t>{дата_поставки}</w:t>
+        <w:t>{</w:t>
+      </w:r>
+      <w:proofErr w:type="spellStart"/>
+      <w:r>
+        <w:rPr>
+          <w:sz w:val="24"/>
+          <w:szCs w:val="24"/>
+        </w:rPr>
+        <w:t>дата_поставки</w:t>
+      </w:r>
+      <w:proofErr w:type="spellEnd"/>
+      <w:r>
+        <w:rPr>
+          <w:sz w:val="24"/>
+          <w:szCs w:val="24"/>
+        </w:rPr>
+        <w:t>}</w:t>
       </w:r>
       <w:r>
         <w:rPr>
@@ -324,7 +522,23 @@
           <w:sz w:val="24"/>
           <w:szCs w:val="24"/>
         </w:rPr>
-        <w:t>{наименование_контрагента}</w:t>
+        <w:t>{</w:t>
+      </w:r>
+      <w:proofErr w:type="spellStart"/>
+      <w:r>
+        <w:rPr>
+          <w:sz w:val="24"/>
+          <w:szCs w:val="24"/>
+        </w:rPr>
+        <w:t>наименование_контрагента</w:t>
+      </w:r>
+      <w:proofErr w:type="spellEnd"/>
+      <w:r>
+        <w:rPr>
+          <w:sz w:val="24"/>
+          <w:szCs w:val="24"/>
+        </w:rPr>
+        <w:t>}</w:t>
       </w:r>
       <w:r>
         <w:rPr>
@@ -338,7 +552,39 @@
           <w:sz w:val="24"/>
           <w:szCs w:val="24"/>
         </w:rPr>
-        <w:t>№ {номер_договора} от {дата_договора}</w:t>
+        <w:t>№ {</w:t>
+      </w:r>
+      <w:proofErr w:type="spellStart"/>
+      <w:r>
+        <w:rPr>
+          <w:sz w:val="24"/>
+          <w:szCs w:val="24"/>
+        </w:rPr>
+        <w:t>номер_договора</w:t>
+      </w:r>
+      <w:proofErr w:type="spellEnd"/>
+      <w:r>
+        <w:rPr>
+          <w:sz w:val="24"/>
+          <w:szCs w:val="24"/>
+        </w:rPr>
+        <w:t>} от {</w:t>
+      </w:r>
+      <w:proofErr w:type="spellStart"/>
+      <w:r>
+        <w:rPr>
+          <w:sz w:val="24"/>
+          <w:szCs w:val="24"/>
+        </w:rPr>
+        <w:t>дата_договора</w:t>
+      </w:r>
+      <w:proofErr w:type="spellEnd"/>
+      <w:r>
+        <w:rPr>
+          <w:sz w:val="24"/>
+          <w:szCs w:val="24"/>
+        </w:rPr>
+        <w:t>}</w:t>
       </w:r>
       <w:r>
         <w:rPr>
@@ -352,7 +598,23 @@
           <w:sz w:val="24"/>
           <w:szCs w:val="24"/>
         </w:rPr>
-        <w:t>{количество_поставки}</w:t>
+        <w:t>{</w:t>
+      </w:r>
+      <w:proofErr w:type="spellStart"/>
+      <w:r>
+        <w:rPr>
+          <w:sz w:val="24"/>
+          <w:szCs w:val="24"/>
+        </w:rPr>
+        <w:t>количество_поставки</w:t>
+      </w:r>
+      <w:proofErr w:type="spellEnd"/>
+      <w:r>
+        <w:rPr>
+          <w:sz w:val="24"/>
+          <w:szCs w:val="24"/>
+        </w:rPr>
+        <w:t>}</w:t>
       </w:r>
       <w:r>
         <w:rPr>
@@ -366,7 +628,23 @@
           <w:sz w:val="24"/>
           <w:szCs w:val="24"/>
         </w:rPr>
-        <w:t>{единица_измерения}</w:t>
+        <w:t>{</w:t>
+      </w:r>
+      <w:proofErr w:type="spellStart"/>
+      <w:r>
+        <w:rPr>
+          <w:sz w:val="24"/>
+          <w:szCs w:val="24"/>
+        </w:rPr>
+        <w:t>единица_измерения</w:t>
+      </w:r>
+      <w:proofErr w:type="spellEnd"/>
+      <w:r>
+        <w:rPr>
+          <w:sz w:val="24"/>
+          <w:szCs w:val="24"/>
+        </w:rPr>
+        <w:t>}</w:t>
       </w:r>
       <w:r>
         <w:rPr>
@@ -380,7 +658,23 @@
           <w:sz w:val="24"/>
           <w:szCs w:val="24"/>
         </w:rPr>
-        <w:t>{база_формат}</w:t>
+        <w:t>{</w:t>
+      </w:r>
+      <w:proofErr w:type="spellStart"/>
+      <w:r>
+        <w:rPr>
+          <w:sz w:val="24"/>
+          <w:szCs w:val="24"/>
+        </w:rPr>
+        <w:t>база_формат</w:t>
+      </w:r>
+      <w:proofErr w:type="spellEnd"/>
+      <w:r>
+        <w:rPr>
+          <w:sz w:val="24"/>
+          <w:szCs w:val="24"/>
+        </w:rPr>
+        <w:t>}</w:t>
       </w:r>
       <w:r>
         <w:rPr>
@@ -394,7 +688,23 @@
           <w:sz w:val="24"/>
           <w:szCs w:val="24"/>
         </w:rPr>
-        <w:t>{номер_дата_акта_отв_хранения}</w:t>
+        <w:t>{</w:t>
+      </w:r>
+      <w:proofErr w:type="spellStart"/>
+      <w:r>
+        <w:rPr>
+          <w:sz w:val="24"/>
+          <w:szCs w:val="24"/>
+        </w:rPr>
+        <w:t>номер_дата_акта_отв_хранения</w:t>
+      </w:r>
+      <w:proofErr w:type="spellEnd"/>
+      <w:r>
+        <w:rPr>
+          <w:sz w:val="24"/>
+          <w:szCs w:val="24"/>
+        </w:rPr>
+        <w:t>}</w:t>
       </w:r>
       <w:r>
         <w:rPr>
@@ -408,7 +718,23 @@
           <w:sz w:val="24"/>
           <w:szCs w:val="24"/>
         </w:rPr>
-        <w:t>{дата_акта_отв_хранения}</w:t>
+        <w:t>{</w:t>
+      </w:r>
+      <w:proofErr w:type="spellStart"/>
+      <w:r>
+        <w:rPr>
+          <w:sz w:val="24"/>
+          <w:szCs w:val="24"/>
+        </w:rPr>
+        <w:t>дата_акта_отв_хранения</w:t>
+      </w:r>
+      <w:proofErr w:type="spellEnd"/>
+      <w:r>
+        <w:rPr>
+          <w:sz w:val="24"/>
+          <w:szCs w:val="24"/>
+        </w:rPr>
+        <w:t>}</w:t>
       </w:r>
       <w:r>
         <w:rPr>
@@ -422,7 +748,23 @@
           <w:sz w:val="24"/>
           <w:szCs w:val="24"/>
         </w:rPr>
-        <w:t>{номер_дата_документа_приемки}</w:t>
+        <w:t>{</w:t>
+      </w:r>
+      <w:proofErr w:type="spellStart"/>
+      <w:r>
+        <w:rPr>
+          <w:sz w:val="24"/>
+          <w:szCs w:val="24"/>
+        </w:rPr>
+        <w:t>номер_дата_документа_приемки</w:t>
+      </w:r>
+      <w:proofErr w:type="spellEnd"/>
+      <w:r>
+        <w:rPr>
+          <w:sz w:val="24"/>
+          <w:szCs w:val="24"/>
+        </w:rPr>
+        <w:t>}</w:t>
       </w:r>
       <w:r>
         <w:rPr>
@@ -436,7 +778,23 @@
           <w:sz w:val="24"/>
           <w:szCs w:val="24"/>
         </w:rPr>
-        <w:t>{дата_документа_приемки}</w:t>
+        <w:t>{</w:t>
+      </w:r>
+      <w:proofErr w:type="spellStart"/>
+      <w:r>
+        <w:rPr>
+          <w:sz w:val="24"/>
+          <w:szCs w:val="24"/>
+        </w:rPr>
+        <w:t>дата_документа_приемки</w:t>
+      </w:r>
+      <w:proofErr w:type="spellEnd"/>
+      <w:r>
+        <w:rPr>
+          <w:sz w:val="24"/>
+          <w:szCs w:val="24"/>
+        </w:rPr>
+        <w:t>}</w:t>
       </w:r>
       <w:r>
         <w:rPr>
@@ -472,7 +830,23 @@
           <w:sz w:val="24"/>
           <w:szCs w:val="24"/>
         </w:rPr>
-        <w:t>{срок_поставки_истек}</w:t>
+        <w:t>{</w:t>
+      </w:r>
+      <w:proofErr w:type="spellStart"/>
+      <w:r>
+        <w:rPr>
+          <w:sz w:val="24"/>
+          <w:szCs w:val="24"/>
+        </w:rPr>
+        <w:t>срок_поставки_истек</w:t>
+      </w:r>
+      <w:proofErr w:type="spellEnd"/>
+      <w:r>
+        <w:rPr>
+          <w:sz w:val="24"/>
+          <w:szCs w:val="24"/>
+        </w:rPr>
+        <w:t>}</w:t>
       </w:r>
       <w:r>
         <w:rPr>
@@ -486,7 +860,23 @@
           <w:sz w:val="24"/>
           <w:szCs w:val="24"/>
         </w:rPr>
-        <w:t>{пункт_контракта_срок}</w:t>
+        <w:t>{</w:t>
+      </w:r>
+      <w:proofErr w:type="spellStart"/>
+      <w:r>
+        <w:rPr>
+          <w:sz w:val="24"/>
+          <w:szCs w:val="24"/>
+        </w:rPr>
+        <w:t>пункт_контракта_срок</w:t>
+      </w:r>
+      <w:proofErr w:type="spellEnd"/>
+      <w:r>
+        <w:rPr>
+          <w:sz w:val="24"/>
+          <w:szCs w:val="24"/>
+        </w:rPr>
+        <w:t>}</w:t>
       </w:r>
       <w:r>
         <w:rPr>
@@ -579,7 +969,23 @@
           <w:sz w:val="24"/>
           <w:szCs w:val="24"/>
         </w:rPr>
-        <w:t>{единица_измерения}</w:t>
+        <w:t>{</w:t>
+      </w:r>
+      <w:proofErr w:type="spellStart"/>
+      <w:r>
+        <w:rPr>
+          <w:sz w:val="24"/>
+          <w:szCs w:val="24"/>
+        </w:rPr>
+        <w:t>единица_измерения</w:t>
+      </w:r>
+      <w:proofErr w:type="spellEnd"/>
+      <w:r>
+        <w:rPr>
+          <w:sz w:val="24"/>
+          <w:szCs w:val="24"/>
+        </w:rPr>
+        <w:t>}</w:t>
       </w:r>
       <w:r>
         <w:rPr>
@@ -657,7 +1063,23 @@
           <w:sz w:val="24"/>
           <w:szCs w:val="24"/>
         </w:rPr>
-        <w:t>{единица_измерения}</w:t>
+        <w:t>{</w:t>
+      </w:r>
+      <w:proofErr w:type="spellStart"/>
+      <w:r>
+        <w:rPr>
+          <w:sz w:val="24"/>
+          <w:szCs w:val="24"/>
+        </w:rPr>
+        <w:t>единица_измерения</w:t>
+      </w:r>
+      <w:proofErr w:type="spellEnd"/>
+      <w:r>
+        <w:rPr>
+          <w:sz w:val="24"/>
+          <w:szCs w:val="24"/>
+        </w:rPr>
+        <w:t>}</w:t>
       </w:r>
       <w:r>
         <w:rPr>
@@ -707,7 +1129,65 @@
           <w:sz w:val="24"/>
           <w:szCs w:val="24"/>
         </w:rPr>
-        <w:t>- {поставка3_дата} в количестве {поставка3_количество} {единица_измерения} на сумму {поставка3_формат} руб.,</w:t>
+        <w:t>- {поставка</w:t>
+      </w:r>
+      <w:r>
+        <w:rPr>
+          <w:sz w:val="24"/>
+          <w:szCs w:val="24"/>
+        </w:rPr>
+        <w:t>3</w:t>
+      </w:r>
+      <w:r>
+        <w:rPr>
+          <w:sz w:val="24"/>
+          <w:szCs w:val="24"/>
+        </w:rPr>
+        <w:t>_дата} в количестве {поставка</w:t>
+      </w:r>
+      <w:r>
+        <w:rPr>
+          <w:sz w:val="24"/>
+          <w:szCs w:val="24"/>
+        </w:rPr>
+        <w:t>3</w:t>
+      </w:r>
+      <w:r>
+        <w:rPr>
+          <w:sz w:val="24"/>
+          <w:szCs w:val="24"/>
+        </w:rPr>
+        <w:t>_количество} {</w:t>
+      </w:r>
+      <w:proofErr w:type="spellStart"/>
+      <w:r>
+        <w:rPr>
+          <w:sz w:val="24"/>
+          <w:szCs w:val="24"/>
+        </w:rPr>
+        <w:t>единица_измерения</w:t>
+      </w:r>
+      <w:proofErr w:type="spellEnd"/>
+      <w:r>
+        <w:rPr>
+          <w:sz w:val="24"/>
+          <w:szCs w:val="24"/>
+        </w:rPr>
+        <w:t>} на сумму {поставка</w:t>
+      </w:r>
+      <w:r>
+        <w:rPr>
+          <w:sz w:val="24"/>
+          <w:szCs w:val="24"/>
+        </w:rPr>
+        <w:t>3</w:t>
+      </w:r>
+      <w:r>
+        <w:rPr>
+          <w:sz w:val="24"/>
+          <w:szCs w:val="24"/>
+        </w:rPr>
+        <w:t>_формат} руб.,</w:t>
       </w:r>
     </w:p>
     <w:p>
@@ -729,7 +1209,65 @@
           <w:sz w:val="24"/>
           <w:szCs w:val="24"/>
         </w:rPr>
-        <w:t>- {поставка4_дата} в количестве {поставка4_количество} {единица_измерения} на сумму {поставка4_формат} руб.,</w:t>
+        <w:t>- {поставка</w:t>
+      </w:r>
+      <w:r>
+        <w:rPr>
+          <w:sz w:val="24"/>
+          <w:szCs w:val="24"/>
+        </w:rPr>
+        <w:t>4</w:t>
+      </w:r>
+      <w:r>
+        <w:rPr>
+          <w:sz w:val="24"/>
+          <w:szCs w:val="24"/>
+        </w:rPr>
+        <w:t>_дата} в количестве {поставка</w:t>
+      </w:r>
+      <w:r>
+        <w:rPr>
+          <w:sz w:val="24"/>
+          <w:szCs w:val="24"/>
+        </w:rPr>
+        <w:t>4</w:t>
+      </w:r>
+      <w:r>
+        <w:rPr>
+          <w:sz w:val="24"/>
+          <w:szCs w:val="24"/>
+        </w:rPr>
+        <w:t>_количество} {</w:t>
+      </w:r>
+      <w:proofErr w:type="spellStart"/>
+      <w:r>
+        <w:rPr>
+          <w:sz w:val="24"/>
+          <w:szCs w:val="24"/>
+        </w:rPr>
+        <w:t>единица_измерения</w:t>
+      </w:r>
+      <w:proofErr w:type="spellEnd"/>
+      <w:r>
+        <w:rPr>
+          <w:sz w:val="24"/>
+          <w:szCs w:val="24"/>
+        </w:rPr>
+        <w:t>} на сумму {поставка</w:t>
+      </w:r>
+      <w:r>
+        <w:rPr>
+          <w:sz w:val="24"/>
+          <w:szCs w:val="24"/>
+        </w:rPr>
+        <w:t>4_</w:t>
+      </w:r>
+      <w:r>
+        <w:rPr>
+          <w:sz w:val="24"/>
+          <w:szCs w:val="24"/>
+        </w:rPr>
+        <w:t>формат} руб.,</w:t>
       </w:r>
     </w:p>
     <w:p>
@@ -795,7 +1333,23 @@
           <w:sz w:val="24"/>
           <w:szCs w:val="23"/>
         </w:rPr>
-        <w:t>{пункт_контракта_неустойка}</w:t>
+        <w:t>{</w:t>
+      </w:r>
+      <w:proofErr w:type="spellStart"/>
+      <w:r>
+        <w:rPr>
+          <w:sz w:val="24"/>
+          <w:szCs w:val="23"/>
+        </w:rPr>
+        <w:t>пункт_контракта_неустойка</w:t>
+      </w:r>
+      <w:proofErr w:type="spellEnd"/>
+      <w:r>
+        <w:rPr>
+          <w:sz w:val="24"/>
+          <w:szCs w:val="23"/>
+        </w:rPr>
+        <w:t>}</w:t>
       </w:r>
       <w:r>
         <w:rPr>
@@ -871,7 +1425,25 @@
                 <w:szCs w:val="23"/>
                 <w:lang w:val="en-US"/>
               </w:rPr>
-              <w:t>{цена_формат}</w:t>
+              <w:t>{</w:t>
+            </w:r>
+            <w:proofErr w:type="spellStart"/>
+            <w:r>
+              <w:rPr>
+                <w:sz w:val="23"/>
+                <w:szCs w:val="23"/>
+                <w:lang w:val="en-US"/>
+              </w:rPr>
+              <w:t>цена_формат</w:t>
+            </w:r>
+            <w:proofErr w:type="spellEnd"/>
+            <w:r>
+              <w:rPr>
+                <w:sz w:val="23"/>
+                <w:szCs w:val="23"/>
+                <w:lang w:val="en-US"/>
+              </w:rPr>
+              <w:t>}</w:t>
             </w:r>
             <w:r>
               <w:rPr>
@@ -928,7 +1500,15 @@
                 <w:sz w:val="22"/>
                 <w:szCs w:val="22"/>
               </w:rPr>
-              <w:t>{поставка1_формат}</w:t>
+              <w:t>{поставка1_</w:t>
+            </w:r>
+            <w:proofErr w:type="gramStart"/>
+            <w:r>
+              <w:rPr>
+                <w:sz w:val="22"/>
+                <w:szCs w:val="22"/>
+              </w:rPr>
+              <w:t>формат}</w:t>
             </w:r>
             <w:r>
               <w:rPr>
@@ -937,6 +1517,7 @@
               </w:rPr>
               <w:t>+</w:t>
             </w:r>
+            <w:proofErr w:type="gramEnd"/>
             <w:r>
               <w:rPr>
                 <w:sz w:val="22"/>
@@ -949,14 +1530,42 @@
                 <w:sz w:val="22"/>
                 <w:szCs w:val="22"/>
               </w:rPr>
-              <w:t>+{поставка3_формат}</w:t>
+              <w:t>+{поставка</w:t>
             </w:r>
             <w:r>
               <w:rPr>
                 <w:sz w:val="22"/>
                 <w:szCs w:val="22"/>
               </w:rPr>
-              <w:t>+{поставка4_формат}</w:t>
+              <w:t>3</w:t>
+            </w:r>
+            <w:r>
+              <w:rPr>
+                <w:sz w:val="22"/>
+                <w:szCs w:val="22"/>
+              </w:rPr>
+              <w:t>_формат}</w:t>
+            </w:r>
+            <w:r>
+              <w:rPr>
+                <w:sz w:val="22"/>
+                <w:szCs w:val="22"/>
+              </w:rPr>
+              <w:t>+{поставка</w:t>
+            </w:r>
+            <w:r>
+              <w:rPr>
+                <w:sz w:val="22"/>
+                <w:szCs w:val="22"/>
+              </w:rPr>
+              <w:t>4</w:t>
+            </w:r>
+            <w:r>
+              <w:rPr>
+                <w:sz w:val="22"/>
+                <w:szCs w:val="22"/>
+              </w:rPr>
+              <w:t>_формат}</w:t>
             </w:r>
             <w:r>
               <w:rPr>
@@ -964,20 +1573,6 @@
                 <w:szCs w:val="22"/>
               </w:rPr>
               <w:t>))</w:t>
-            </w:r>
-            <w:r>
-              <w:rPr>
-                <w:sz w:val="22"/>
-                <w:szCs w:val="22"/>
-              </w:rPr>
-              <w:t xml:space="preserve"> </w:t>
-            </w:r>
-            <w:r>
-              <w:rPr>
-                <w:sz w:val="23"/>
-                <w:szCs w:val="23"/>
-              </w:rPr>
-              <w:t>*</w:t>
             </w:r>
           </w:p>
         </w:tc>
@@ -1029,14 +1624,49 @@
                 <w:szCs w:val="23"/>
                 <w:lang w:val="en-US"/>
               </w:rPr>
-              <w:t>{ставка_формат}</w:t>
+              <w:t>{</w:t>
+            </w:r>
+            <w:proofErr w:type="spellStart"/>
+            <w:r>
+              <w:rPr>
+                <w:sz w:val="23"/>
+                <w:szCs w:val="23"/>
+                <w:lang w:val="en-US"/>
+              </w:rPr>
+              <w:t>ставка_</w:t>
+            </w:r>
+            <w:proofErr w:type="gramStart"/>
+            <w:r>
+              <w:rPr>
+                <w:sz w:val="23"/>
+                <w:szCs w:val="23"/>
+                <w:lang w:val="en-US"/>
+              </w:rPr>
+              <w:t>формат</w:t>
+            </w:r>
+            <w:proofErr w:type="spellEnd"/>
+            <w:r>
+              <w:rPr>
+                <w:sz w:val="23"/>
+                <w:szCs w:val="23"/>
+                <w:lang w:val="en-US"/>
+              </w:rPr>
+              <w:t>}</w:t>
             </w:r>
             <w:r>
               <w:rPr>
                 <w:sz w:val="23"/>
                 <w:szCs w:val="23"/>
               </w:rPr>
-              <w:t xml:space="preserve">%) </w:t>
+              <w:t>%</w:t>
+            </w:r>
+            <w:proofErr w:type="gramEnd"/>
+            <w:r>
+              <w:rPr>
+                <w:sz w:val="23"/>
+                <w:szCs w:val="23"/>
+              </w:rPr>
+              <w:t xml:space="preserve">) </w:t>
             </w:r>
           </w:p>
         </w:tc>
@@ -1079,7 +1709,25 @@
                 <w:szCs w:val="23"/>
                 <w:lang w:val="en-US"/>
               </w:rPr>
-              <w:t>{дней_просрочки}</w:t>
+              <w:t>{</w:t>
+            </w:r>
+            <w:proofErr w:type="spellStart"/>
+            <w:r>
+              <w:rPr>
+                <w:sz w:val="23"/>
+                <w:szCs w:val="23"/>
+                <w:lang w:val="en-US"/>
+              </w:rPr>
+              <w:t>дней_просрочки</w:t>
+            </w:r>
+            <w:proofErr w:type="spellEnd"/>
+            <w:r>
+              <w:rPr>
+                <w:sz w:val="23"/>
+                <w:szCs w:val="23"/>
+                <w:lang w:val="en-US"/>
+              </w:rPr>
+              <w:t>}</w:t>
             </w:r>
             <w:r>
               <w:rPr>
@@ -1129,7 +1777,25 @@
                 <w:szCs w:val="23"/>
                 <w:lang w:val="en-US"/>
               </w:rPr>
-              <w:t>{сумма_пени}</w:t>
+              <w:t>{</w:t>
+            </w:r>
+            <w:proofErr w:type="spellStart"/>
+            <w:r>
+              <w:rPr>
+                <w:sz w:val="23"/>
+                <w:szCs w:val="23"/>
+                <w:lang w:val="en-US"/>
+              </w:rPr>
+              <w:t>сумма_пени</w:t>
+            </w:r>
+            <w:proofErr w:type="spellEnd"/>
+            <w:r>
+              <w:rPr>
+                <w:sz w:val="23"/>
+                <w:szCs w:val="23"/>
+                <w:lang w:val="en-US"/>
+              </w:rPr>
+              <w:t>}</w:t>
             </w:r>
             <w:r>
               <w:rPr>
@@ -1178,13 +1844,29 @@
           <w:sz w:val="18"/>
           <w:szCs w:val="18"/>
         </w:rPr>
-        <w:t>{цена_формат}</w:t>
-      </w:r>
+        <w:t>{</w:t>
+      </w:r>
+      <w:proofErr w:type="spellStart"/>
       <w:r>
         <w:rPr>
           <w:sz w:val="18"/>
           <w:szCs w:val="18"/>
         </w:rPr>
+        <w:t>цена_формат</w:t>
+      </w:r>
+      <w:proofErr w:type="spellEnd"/>
+      <w:r>
+        <w:rPr>
+          <w:sz w:val="18"/>
+          <w:szCs w:val="18"/>
+        </w:rPr>
+        <w:t>}</w:t>
+      </w:r>
+      <w:r>
+        <w:rPr>
+          <w:sz w:val="18"/>
+          <w:szCs w:val="18"/>
+        </w:rPr>
         <w:t xml:space="preserve"> руб.; </w:t>
       </w:r>
     </w:p>
@@ -1201,21 +1883,60 @@
           <w:sz w:val="18"/>
           <w:szCs w:val="18"/>
         </w:rPr>
-        <w:t xml:space="preserve">Стоимость фактич. исполненного обязательства – </w:t>
+        <w:t xml:space="preserve">Стоимость </w:t>
+      </w:r>
+      <w:proofErr w:type="spellStart"/>
+      <w:r>
+        <w:rPr>
+          <w:sz w:val="18"/>
+          <w:szCs w:val="18"/>
+        </w:rPr>
+        <w:t>фактич</w:t>
+      </w:r>
+      <w:proofErr w:type="spellEnd"/>
+      <w:r>
+        <w:rPr>
+          <w:sz w:val="18"/>
+          <w:szCs w:val="18"/>
+        </w:rPr>
+        <w:t xml:space="preserve">. исполненного обязательства – </w:t>
       </w:r>
       <w:r>
         <w:rPr>
           <w:sz w:val="16"/>
           <w:szCs w:val="16"/>
         </w:rPr>
-        <w:t>({поставка1_формат}+{поставка2_формат}+{поставка3_формат}</w:t>
-      </w:r>
+        <w:t>({поставка1_</w:t>
+      </w:r>
+      <w:proofErr w:type="gramStart"/>
       <w:r>
         <w:rPr>
           <w:sz w:val="16"/>
           <w:szCs w:val="16"/>
         </w:rPr>
-        <w:t>+ {поставка4_формат}</w:t>
+        <w:t>формат}+</w:t>
+      </w:r>
+      <w:proofErr w:type="gramEnd"/>
+      <w:r>
+        <w:rPr>
+          <w:sz w:val="16"/>
+          <w:szCs w:val="16"/>
+        </w:rPr>
+        <w:t>{поставка2_формат}+{поставка3_формат}</w:t>
+      </w:r>
+      <w:r>
+        <w:rPr>
+          <w:sz w:val="16"/>
+          <w:szCs w:val="16"/>
+        </w:rPr>
+        <w:t xml:space="preserve">+ </w:t>
+      </w:r>
+      <w:r>
+        <w:rPr>
+          <w:sz w:val="16"/>
+          <w:szCs w:val="16"/>
+        </w:rPr>
+        <w:t>{поставка4_формат}</w:t>
       </w:r>
       <w:r>
         <w:rPr>
@@ -1252,14 +1973,46 @@
           <w:sz w:val="18"/>
           <w:szCs w:val="18"/>
         </w:rPr>
-        <w:t>{ставка_формат}</w:t>
-      </w:r>
+        <w:t>{</w:t>
+      </w:r>
+      <w:proofErr w:type="spellStart"/>
       <w:r>
         <w:rPr>
           <w:sz w:val="18"/>
           <w:szCs w:val="18"/>
         </w:rPr>
-        <w:t xml:space="preserve">%); </w:t>
+        <w:t>ставка_</w:t>
+      </w:r>
+      <w:proofErr w:type="gramStart"/>
+      <w:r>
+        <w:rPr>
+          <w:sz w:val="18"/>
+          <w:szCs w:val="18"/>
+        </w:rPr>
+        <w:t>формат</w:t>
+      </w:r>
+      <w:proofErr w:type="spellEnd"/>
+      <w:r>
+        <w:rPr>
+          <w:sz w:val="18"/>
+          <w:szCs w:val="18"/>
+        </w:rPr>
+        <w:t>}</w:t>
+      </w:r>
+      <w:r>
+        <w:rPr>
+          <w:sz w:val="18"/>
+          <w:szCs w:val="18"/>
+        </w:rPr>
+        <w:t>%</w:t>
+      </w:r>
+      <w:proofErr w:type="gramEnd"/>
+      <w:r>
+        <w:rPr>
+          <w:sz w:val="18"/>
+          <w:szCs w:val="18"/>
+        </w:rPr>
+        <w:t xml:space="preserve">); </w:t>
       </w:r>
     </w:p>
     <w:p>
@@ -1282,7 +2035,23 @@
           <w:sz w:val="18"/>
           <w:szCs w:val="18"/>
         </w:rPr>
-        <w:t>{дней_просрочки}</w:t>
+        <w:t>{</w:t>
+      </w:r>
+      <w:proofErr w:type="spellStart"/>
+      <w:r>
+        <w:rPr>
+          <w:sz w:val="18"/>
+          <w:szCs w:val="18"/>
+        </w:rPr>
+        <w:t>дней_просрочки</w:t>
+      </w:r>
+      <w:proofErr w:type="spellEnd"/>
+      <w:r>
+        <w:rPr>
+          <w:sz w:val="18"/>
+          <w:szCs w:val="18"/>
+        </w:rPr>
+        <w:t>}</w:t>
       </w:r>
       <w:r>
         <w:rPr>
@@ -1317,7 +2086,23 @@
           <w:sz w:val="18"/>
           <w:szCs w:val="18"/>
         </w:rPr>
-        <w:t>{сумма_пени}</w:t>
+        <w:t>{</w:t>
+      </w:r>
+      <w:proofErr w:type="spellStart"/>
+      <w:r>
+        <w:rPr>
+          <w:sz w:val="18"/>
+          <w:szCs w:val="18"/>
+        </w:rPr>
+        <w:t>сумма_пени</w:t>
+      </w:r>
+      <w:proofErr w:type="spellEnd"/>
+      <w:r>
+        <w:rPr>
+          <w:sz w:val="18"/>
+          <w:szCs w:val="18"/>
+        </w:rPr>
+        <w:t>}</w:t>
       </w:r>
       <w:r>
         <w:rPr>
@@ -1440,7 +2225,27 @@
           <w:szCs w:val="23"/>
           <w:u w:val="single"/>
         </w:rPr>
-        <w:t>{сумма_пени_руб}</w:t>
+        <w:t>{</w:t>
+      </w:r>
+      <w:proofErr w:type="spellStart"/>
+      <w:r>
+        <w:rPr>
+          <w:b/>
+          <w:sz w:val="24"/>
+          <w:szCs w:val="23"/>
+          <w:u w:val="single"/>
+        </w:rPr>
+        <w:t>сумма_пени_руб</w:t>
+      </w:r>
+      <w:proofErr w:type="spellEnd"/>
+      <w:r>
+        <w:rPr>
+          <w:b/>
+          <w:sz w:val="24"/>
+          <w:szCs w:val="23"/>
+          <w:u w:val="single"/>
+        </w:rPr>
+        <w:t>}</w:t>
       </w:r>
       <w:r>
         <w:rPr>
@@ -1460,8 +2265,9 @@
           <w:szCs w:val="23"/>
           <w:u w:val="single"/>
         </w:rPr>
-        <w:t>{сумма_пени_коп}</w:t>
-      </w:r>
+        <w:t>{</w:t>
+      </w:r>
+      <w:proofErr w:type="spellStart"/>
       <w:r>
         <w:rPr>
           <w:b/>
@@ -1470,8 +2276,9 @@
           <w:szCs w:val="23"/>
           <w:u w:val="single"/>
         </w:rPr>
-        <w:t xml:space="preserve"> коп. (</w:t>
-      </w:r>
+        <w:t>сумма_пени_коп</w:t>
+      </w:r>
+      <w:proofErr w:type="spellEnd"/>
       <w:r>
         <w:rPr>
           <w:b/>
@@ -1480,7 +2287,7 @@
           <w:szCs w:val="23"/>
           <w:u w:val="single"/>
         </w:rPr>
-        <w:t>{сумма_пени_прописью}</w:t>
+        <w:t>}</w:t>
       </w:r>
       <w:r>
         <w:rPr>
@@ -1490,7 +2297,7 @@
           <w:szCs w:val="23"/>
           <w:u w:val="single"/>
         </w:rPr>
-        <w:t xml:space="preserve"> </w:t>
+        <w:t xml:space="preserve"> коп. (</w:t>
       </w:r>
       <w:r>
         <w:rPr>
@@ -1500,8 +2307,9 @@
           <w:szCs w:val="23"/>
           <w:u w:val="single"/>
         </w:rPr>
-        <w:t>{сумма_пени_коп_прописью}</w:t>
-      </w:r>
+        <w:t>{</w:t>
+      </w:r>
+      <w:proofErr w:type="spellStart"/>
       <w:r>
         <w:rPr>
           <w:b/>
@@ -1510,7 +2318,70 @@
           <w:szCs w:val="23"/>
           <w:u w:val="single"/>
         </w:rPr>
-        <w:t>)</w:t>
+        <w:t>сумма_пени_прописью</w:t>
+      </w:r>
+      <w:proofErr w:type="spellEnd"/>
+      <w:r>
+        <w:rPr>
+          <w:b/>
+          <w:bCs/>
+          <w:sz w:val="23"/>
+          <w:szCs w:val="23"/>
+          <w:u w:val="single"/>
+        </w:rPr>
+        <w:t>}</w:t>
+      </w:r>
+      <w:r>
+        <w:rPr>
+          <w:b/>
+          <w:bCs/>
+          <w:sz w:val="23"/>
+          <w:szCs w:val="23"/>
+          <w:u w:val="single"/>
+        </w:rPr>
+        <w:t xml:space="preserve"> рублей </w:t>
+      </w:r>
+      <w:r>
+        <w:rPr>
+          <w:b/>
+          <w:bCs/>
+          <w:sz w:val="23"/>
+          <w:szCs w:val="23"/>
+          <w:u w:val="single"/>
+        </w:rPr>
+        <w:t>{</w:t>
+      </w:r>
+      <w:proofErr w:type="spellStart"/>
+      <w:r>
+        <w:rPr>
+          <w:b/>
+          <w:bCs/>
+          <w:sz w:val="23"/>
+          <w:szCs w:val="23"/>
+          <w:u w:val="single"/>
+        </w:rPr>
+        <w:t>сумма_пени_коп</w:t>
+      </w:r>
+      <w:proofErr w:type="spellEnd"/>
+      <w:r>
+        <w:rPr>
+          <w:b/>
+          <w:bCs/>
+          <w:sz w:val="23"/>
+          <w:szCs w:val="23"/>
+          <w:u w:val="single"/>
+        </w:rPr>
+        <w:t>}</w:t>
+      </w:r>
+      <w:r>
+        <w:rPr>
+          <w:b/>
+          <w:bCs/>
+          <w:sz w:val="23"/>
+          <w:szCs w:val="23"/>
+          <w:u w:val="single"/>
+        </w:rPr>
+        <w:t xml:space="preserve"> копеек)</w:t>
       </w:r>
       <w:r>
         <w:rPr>
@@ -1567,7 +2438,55 @@
           <w:sz w:val="24"/>
           <w:szCs w:val="23"/>
         </w:rPr>
-        <w:t>{^обеспечение_нг}или удержать сумму не исполненных Поставщиком в установленный контрактом срок требований Заказчика об уплате неустоек из обеспечения исполнения контракта (договора){/обеспечение_нг}{#обеспечение_нг}или предъявить требование об уплате денежной суммы по независимой гарантии в размере не исполненных Поставщиком в установленный контрактом срок требований Заказчика об уплате неустоек{/обеспечение_нг}.</w:t>
+        <w:t>{^</w:t>
+      </w:r>
+      <w:proofErr w:type="spellStart"/>
+      <w:r>
+        <w:rPr>
+          <w:sz w:val="24"/>
+          <w:szCs w:val="23"/>
+        </w:rPr>
+        <w:t>обеспечение_нг</w:t>
+      </w:r>
+      <w:proofErr w:type="spellEnd"/>
+      <w:r>
+        <w:rPr>
+          <w:sz w:val="24"/>
+          <w:szCs w:val="23"/>
+        </w:rPr>
+        <w:t>}или удержать сумму не исполненных Поставщиком в установленный контрактом срок требований Заказчика об уплате неустоек из обеспечения исполнения контракта (договора){/</w:t>
+      </w:r>
+      <w:proofErr w:type="spellStart"/>
+      <w:r>
+        <w:rPr>
+          <w:sz w:val="24"/>
+          <w:szCs w:val="23"/>
+        </w:rPr>
+        <w:t>обеспечение_нг</w:t>
+      </w:r>
+      <w:proofErr w:type="spellEnd"/>
+      <w:r>
+        <w:rPr>
+          <w:sz w:val="24"/>
+          <w:szCs w:val="23"/>
+        </w:rPr>
+        <w:t>}{#обеспечение_нг}или предъявить требование об уплате денежной суммы по независимой гарантии в размере не исполненных Поставщиком в установленный контрактом срок требований Заказчика об уплате неустоек{/</w:t>
+      </w:r>
+      <w:proofErr w:type="spellStart"/>
+      <w:r>
+        <w:rPr>
+          <w:sz w:val="24"/>
+          <w:szCs w:val="23"/>
+        </w:rPr>
+        <w:t>обеспечение_нг</w:t>
+      </w:r>
+      <w:proofErr w:type="spellEnd"/>
+      <w:r>
+        <w:rPr>
+          <w:sz w:val="24"/>
+          <w:szCs w:val="23"/>
+        </w:rPr>
+        <w:t>}.</w:t>
       </w:r>
       <w:r>
         <w:rPr>
@@ -1737,7 +2656,27 @@
           <w:szCs w:val="16"/>
           <w:lang w:val="en-US"/>
         </w:rPr>
-        <w:t>{фио_исполнителя}</w:t>
+        <w:t>{</w:t>
+      </w:r>
+      <w:proofErr w:type="spellStart"/>
+      <w:r>
+        <w:rPr>
+          <w:i/>
+          <w:sz w:val="16"/>
+          <w:szCs w:val="16"/>
+          <w:lang w:val="en-US"/>
+        </w:rPr>
+        <w:t>фио_исполнителя</w:t>
+      </w:r>
+      <w:proofErr w:type="spellEnd"/>
+      <w:r>
+        <w:rPr>
+          <w:i/>
+          <w:sz w:val="16"/>
+          <w:szCs w:val="16"/>
+          <w:lang w:val="en-US"/>
+        </w:rPr>
+        <w:t>}</w:t>
       </w:r>
       <w:r>
         <w:rPr>
@@ -1851,7 +2790,23 @@
         <w:sz w:val="18"/>
         <w:lang w:val="en-US"/>
       </w:rPr>
-      <w:t>34 Dvortsovaya nab., St. Petersburg 190000, Russia</w:t>
+      <w:t xml:space="preserve">34 </w:t>
+    </w:r>
+    <w:proofErr w:type="spellStart"/>
+    <w:r>
+      <w:rPr>
+        <w:sz w:val="18"/>
+        <w:lang w:val="en-US"/>
+      </w:rPr>
+      <w:t>Dvortsovaya</w:t>
+    </w:r>
+    <w:proofErr w:type="spellEnd"/>
+    <w:r>
+      <w:rPr>
+        <w:sz w:val="18"/>
+        <w:lang w:val="en-US"/>
+      </w:rPr>
+      <w:t xml:space="preserve"> nab., St. Petersburg 190000, Russia</w:t>
     </w:r>
   </w:p>
   <w:p>
